--- a/EXPORTS/DOCX/published/niveau2/English/ArubaBonaireCuracao.docx
+++ b/EXPORTS/DOCX/published/niveau2/English/ArubaBonaireCuracao.docx
@@ -742,6 +742,7 @@
       </w:r>
       <w:r>
         <w:rPr>
+          <w:u w:val="single" w:color="0000ff"/>
           <w:rFonts w:ascii="Charis SIL Regular" w:hAnsi="Charis SIL Regular" w:eastAsia="Charis SIL Regular"/>
           <w:b w:val="0"/>
           <w:i w:val="0"/>
@@ -2204,169 +2205,7 @@
           <w:color w:val="000000"/>
           <w:sz w:val="24"/>
         </w:rPr>
-        <w:t>contains info</w:t>
-      </w:r>
-      <w:r>
-        <w:rPr>
-          <w:u w:val="single" w:color="0000ff"/>
-          <w:rFonts w:ascii="Charis SIL Regular" w:hAnsi="Charis SIL Regular" w:eastAsia="Charis SIL Regular"/>
-          <w:b w:val="0"/>
-          <w:i w:val="0"/>
-          <w:color w:val="000000"/>
-          <w:sz w:val="24"/>
-        </w:rPr>
-        <w:hyperlink r:id="rId15" w:history="1">
-          <w:r>
-            <w:rPr>
-              <w:rStyle w:val="Hyperlink"/>
-            </w:rPr>
-            <w:t>rmat</w:t>
-          </w:r>
-        </w:hyperlink>
-      </w:r>
-      <w:r>
-        <w:rPr>
-          <w:u w:val="single" w:color="0000ff"/>
-          <w:rFonts w:ascii="Charis SIL Regular" w:hAnsi="Charis SIL Regular" w:eastAsia="Charis SIL Regular"/>
-          <w:b w:val="0"/>
-          <w:i w:val="0"/>
-          <w:color w:val="000000"/>
-          <w:sz w:val="24"/>
-        </w:rPr>
-        <w:hyperlink r:id="rId15" w:history="1">
-          <w:r>
-            <w:rPr>
-              <w:rStyle w:val="Hyperlink"/>
-            </w:rPr>
-            <w:t>i</w:t>
-          </w:r>
-        </w:hyperlink>
-      </w:r>
-      <w:r>
-        <w:rPr>
-          <w:u w:val="single" w:color="0000ff"/>
-          <w:rFonts w:ascii="Charis SIL Regular" w:hAnsi="Charis SIL Regular" w:eastAsia="Charis SIL Regular"/>
-          <w:b w:val="0"/>
-          <w:i w:val="0"/>
-          <w:color w:val="000000"/>
-          <w:sz w:val="24"/>
-        </w:rPr>
-        <w:hyperlink r:id="rId15" w:history="1">
-          <w:r>
-            <w:rPr>
-              <w:rStyle w:val="Hyperlink"/>
-            </w:rPr>
-            <w:t>on abou</w:t>
-          </w:r>
-        </w:hyperlink>
-      </w:r>
-      <w:r>
-        <w:rPr>
-          <w:u w:val="single" w:color="0000ff"/>
-          <w:rFonts w:ascii="Charis SIL Regular" w:hAnsi="Charis SIL Regular" w:eastAsia="Charis SIL Regular"/>
-          <w:b w:val="0"/>
-          <w:i w:val="0"/>
-          <w:color w:val="000000"/>
-          <w:sz w:val="24"/>
-        </w:rPr>
-        <w:hyperlink r:id="rId15" w:history="1">
-          <w:r>
-            <w:rPr>
-              <w:rStyle w:val="Hyperlink"/>
-            </w:rPr>
-            <w:t>t</w:t>
-          </w:r>
-        </w:hyperlink>
-      </w:r>
-      <w:r>
-        <w:rPr>
-          <w:u w:val="single" w:color="0000ff"/>
-          <w:rFonts w:ascii="Charis SIL Regular" w:hAnsi="Charis SIL Regular" w:eastAsia="Charis SIL Regular"/>
-          <w:b w:val="0"/>
-          <w:i w:val="0"/>
-          <w:color w:val="000000"/>
-          <w:sz w:val="24"/>
-        </w:rPr>
-        <w:hyperlink r:id="rId15" w:history="1">
-          <w:r>
-            <w:rPr>
-              <w:rStyle w:val="Hyperlink"/>
-            </w:rPr>
-            <w:t xml:space="preserve"> D</w:t>
-          </w:r>
-        </w:hyperlink>
-      </w:r>
-      <w:r>
-        <w:rPr>
-          <w:u w:val="single" w:color="0000ff"/>
-          <w:rFonts w:ascii="Charis SIL Regular" w:hAnsi="Charis SIL Regular" w:eastAsia="Charis SIL Regular"/>
-          <w:b w:val="0"/>
-          <w:i w:val="0"/>
-          <w:color w:val="000000"/>
-          <w:sz w:val="24"/>
-        </w:rPr>
-        <w:hyperlink r:id="rId15" w:history="1">
-          <w:r>
-            <w:rPr>
-              <w:rStyle w:val="Hyperlink"/>
-            </w:rPr>
-            <w:t>utc</w:t>
-          </w:r>
-        </w:hyperlink>
-      </w:r>
-      <w:r>
-        <w:rPr>
-          <w:u w:val="single" w:color="0000ff"/>
-          <w:rFonts w:ascii="Charis SIL Regular" w:hAnsi="Charis SIL Regular" w:eastAsia="Charis SIL Regular"/>
-          <w:b w:val="0"/>
-          <w:i w:val="0"/>
-          <w:color w:val="000000"/>
-          <w:sz w:val="24"/>
-        </w:rPr>
-        <w:hyperlink r:id="rId15" w:history="1">
-          <w:r>
-            <w:rPr>
-              <w:rStyle w:val="Hyperlink"/>
-            </w:rPr>
-            <w:t>h</w:t>
-          </w:r>
-        </w:hyperlink>
-      </w:r>
-      <w:r>
-        <w:rPr>
-          <w:u w:val="single" w:color="0000ff"/>
-          <w:rFonts w:ascii="Charis SIL Regular" w:hAnsi="Charis SIL Regular" w:eastAsia="Charis SIL Regular"/>
-          <w:b w:val="0"/>
-          <w:i w:val="0"/>
-          <w:color w:val="000000"/>
-          <w:sz w:val="24"/>
-        </w:rPr>
-        <w:hyperlink r:id="rId15" w:history="1">
-          <w:r>
-            <w:rPr>
-              <w:rStyle w:val="Hyperlink"/>
-            </w:rPr>
-            <w:t xml:space="preserve"> colo</w:t>
-          </w:r>
-        </w:hyperlink>
-      </w:r>
-      <w:r>
-        <w:rPr>
-          <w:u w:val="single" w:color="0000ff"/>
-          <w:rFonts w:ascii="Charis SIL Regular" w:hAnsi="Charis SIL Regular" w:eastAsia="Charis SIL Regular"/>
-          <w:b w:val="0"/>
-          <w:i w:val="0"/>
-          <w:color w:val="000000"/>
-          <w:sz w:val="24"/>
-        </w:rPr>
-        <w:hyperlink r:id="rId15" w:history="1">
-          <w:r>
-            <w:rPr>
-              <w:rStyle w:val="Hyperlink"/>
-            </w:rPr>
-            <w:t>nial civ</w:t>
-          </w:r>
-        </w:hyperlink>
+        <w:t>contains information about Dutch colonial civ</w:t>
       </w:r>
       <w:r>
         <w:rPr>
@@ -3857,31 +3696,13 @@
       </w:r>
       <w:r>
         <w:rPr>
-          <w:u w:val="single" w:color="0000ff"/>
-          <w:rFonts w:ascii="Charis SIL Regular" w:hAnsi="Charis SIL Regular" w:eastAsia="Charis SIL Regular"/>
-          <w:b w:val="0"/>
-          <w:i w:val="0"/>
-          <w:color w:val="000000"/>
-          <w:sz w:val="24"/>
-        </w:rPr>
-        <w:hyperlink r:id="rId21" w:history="1">
-          <w:r>
-            <w:rPr>
-              <w:rStyle w:val="Hyperlink"/>
-            </w:rPr>
-            <w:t>Netherlands</w:t>
-          </w:r>
-        </w:hyperlink>
-      </w:r>
-      <w:r>
-        <w:rPr>
-          <w:rFonts w:ascii="Charis SIL Regular" w:hAnsi="Charis SIL Regular" w:eastAsia="Charis SIL Regular"/>
-          <w:b w:val="0"/>
-          <w:i w:val="0"/>
-          <w:color w:val="000000"/>
-          <w:sz w:val="24"/>
-        </w:rPr>
-        <w:t xml:space="preserve">. There is also a specific </w:t>
+          <w:rFonts w:ascii="Charis SIL Regular" w:hAnsi="Charis SIL Regular" w:eastAsia="Charis SIL Regular"/>
+          <w:b w:val="0"/>
+          <w:i w:val="0"/>
+          <w:color w:val="000000"/>
+          <w:sz w:val="24"/>
+        </w:rPr>
+        <w:t xml:space="preserve">Netherlands. There is also a specific </w:t>
       </w:r>
       <w:r>
         <w:rPr>
@@ -4356,6 +4177,7 @@
       </w:r>
       <w:r>
         <w:rPr>
+          <w:u w:val="single" w:color="0000ff"/>
           <w:rFonts w:ascii="Charis SIL Regular" w:hAnsi="Charis SIL Regular" w:eastAsia="Charis SIL Regular"/>
           <w:b w:val="0"/>
           <w:i w:val="0"/>

--- a/EXPORTS/DOCX/published/niveau2/English/ArubaBonaireCuracao.docx
+++ b/EXPORTS/DOCX/published/niveau2/English/ArubaBonaireCuracao.docx
@@ -742,7 +742,6 @@
       </w:r>
       <w:r>
         <w:rPr>
-          <w:u w:val="single" w:color="0000ff"/>
           <w:rFonts w:ascii="Charis SIL Regular" w:hAnsi="Charis SIL Regular" w:eastAsia="Charis SIL Regular"/>
           <w:b w:val="0"/>
           <w:i w:val="0"/>
@@ -2205,7 +2204,90 @@
           <w:color w:val="000000"/>
           <w:sz w:val="24"/>
         </w:rPr>
-        <w:t>contains information about Dutch colonial civ</w:t>
+        <w:t>contains info</w:t>
+      </w:r>
+      <w:r>
+        <w:rPr>
+          <w:u w:val="single" w:color="0000ff"/>
+          <w:rFonts w:ascii="Charis SIL Regular" w:hAnsi="Charis SIL Regular" w:eastAsia="Charis SIL Regular"/>
+          <w:b w:val="0"/>
+          <w:i w:val="0"/>
+          <w:color w:val="000000"/>
+          <w:sz w:val="24"/>
+        </w:rPr>
+        <w:t>rmation about D</w:t>
+      </w:r>
+      <w:r>
+        <w:rPr>
+          <w:u w:val="single" w:color="0000ff"/>
+          <w:rFonts w:ascii="Charis SIL Regular" w:hAnsi="Charis SIL Regular" w:eastAsia="Charis SIL Regular"/>
+          <w:b w:val="0"/>
+          <w:i w:val="0"/>
+          <w:color w:val="000000"/>
+          <w:sz w:val="24"/>
+        </w:rPr>
+        <w:hyperlink r:id="rId15" w:history="1">
+          <w:r>
+            <w:rPr>
+              <w:rStyle w:val="Hyperlink"/>
+            </w:rPr>
+            <w:t>utc</w:t>
+          </w:r>
+        </w:hyperlink>
+      </w:r>
+      <w:r>
+        <w:rPr>
+          <w:u w:val="single" w:color="0000ff"/>
+          <w:rFonts w:ascii="Charis SIL Regular" w:hAnsi="Charis SIL Regular" w:eastAsia="Charis SIL Regular"/>
+          <w:b w:val="0"/>
+          <w:i w:val="0"/>
+          <w:color w:val="000000"/>
+          <w:sz w:val="24"/>
+        </w:rPr>
+        <w:hyperlink r:id="rId15" w:history="1">
+          <w:r>
+            <w:rPr>
+              <w:rStyle w:val="Hyperlink"/>
+            </w:rPr>
+            <w:t>h</w:t>
+          </w:r>
+        </w:hyperlink>
+      </w:r>
+      <w:r>
+        <w:rPr>
+          <w:u w:val="single" w:color="0000ff"/>
+          <w:rFonts w:ascii="Charis SIL Regular" w:hAnsi="Charis SIL Regular" w:eastAsia="Charis SIL Regular"/>
+          <w:b w:val="0"/>
+          <w:i w:val="0"/>
+          <w:color w:val="000000"/>
+          <w:sz w:val="24"/>
+        </w:rPr>
+        <w:hyperlink r:id="rId15" w:history="1">
+          <w:r>
+            <w:rPr>
+              <w:rStyle w:val="Hyperlink"/>
+            </w:rPr>
+            <w:t xml:space="preserve"> colo</w:t>
+          </w:r>
+        </w:hyperlink>
+      </w:r>
+      <w:r>
+        <w:rPr>
+          <w:u w:val="single" w:color="0000ff"/>
+          <w:rFonts w:ascii="Charis SIL Regular" w:hAnsi="Charis SIL Regular" w:eastAsia="Charis SIL Regular"/>
+          <w:b w:val="0"/>
+          <w:i w:val="0"/>
+          <w:color w:val="000000"/>
+          <w:sz w:val="24"/>
+        </w:rPr>
+        <w:hyperlink r:id="rId15" w:history="1">
+          <w:r>
+            <w:rPr>
+              <w:rStyle w:val="Hyperlink"/>
+            </w:rPr>
+            <w:t>nial civ</w:t>
+          </w:r>
+        </w:hyperlink>
       </w:r>
       <w:r>
         <w:rPr>
@@ -2270,32 +2352,7 @@
           <w:color w:val="000000"/>
           <w:sz w:val="24"/>
         </w:rPr>
-        <w:hyperlink r:id="rId15" w:history="1">
-          <w:r>
-            <w:rPr>
-              <w:rStyle w:val="Hyperlink"/>
-            </w:rPr>
-            <w:t>n</w:t>
-          </w:r>
-        </w:hyperlink>
-      </w:r>
-      <w:r>
-        <w:rPr>
-          <w:u w:val="single" w:color="0000ff"/>
-          <w:rFonts w:ascii="Charis SIL Regular" w:hAnsi="Charis SIL Regular" w:eastAsia="Charis SIL Regular"/>
-          <w:b w:val="0"/>
-          <w:i w:val="0"/>
-          <w:color w:val="000000"/>
-          <w:sz w:val="24"/>
-        </w:rPr>
-        <w:hyperlink r:id="rId15" w:history="1">
-          <w:r>
-            <w:rPr>
-              <w:rStyle w:val="Hyperlink"/>
-            </w:rPr>
-            <w:t>ame, Ar</w:t>
-          </w:r>
-        </w:hyperlink>
+        <w:t>name, Ar</w:t>
       </w:r>
       <w:r>
         <w:rPr>
@@ -2646,36 +2703,7 @@
           <w:color w:val="000000"/>
           <w:sz w:val="24"/>
         </w:rPr>
-        <w:t xml:space="preserve"> contains a lot of useful information regarding the uni</w:t>
-      </w:r>
-      <w:r>
-        <w:rPr>
-          <w:u w:val="single" w:color="0000ff"/>
-          <w:rFonts w:ascii="Charis SIL Regular" w:hAnsi="Charis SIL Regular" w:eastAsia="Charis SIL Regular"/>
-          <w:b w:val="0"/>
-          <w:i w:val="0"/>
-          <w:color w:val="000000"/>
-          <w:sz w:val="24"/>
-        </w:rPr>
-        <w:hyperlink r:id="rId16" w:history="1">
-          <w:r>
-            <w:rPr>
-              <w:rStyle w:val="Hyperlink"/>
-            </w:rPr>
-            <w:t>versity</w:t>
-          </w:r>
-        </w:hyperlink>
-      </w:r>
-      <w:r>
-        <w:rPr>
-          <w:u w:val="single" w:color="0000ff"/>
-          <w:rFonts w:ascii="Charis SIL Regular" w:hAnsi="Charis SIL Regular" w:eastAsia="Charis SIL Regular"/>
-          <w:b w:val="0"/>
-          <w:i w:val="0"/>
-          <w:color w:val="000000"/>
-          <w:sz w:val="24"/>
-        </w:rPr>
-        <w:t>’</w:t>
+        <w:t xml:space="preserve"> contains a lot of useful information regarding the university’</w:t>
       </w:r>
       <w:r>
         <w:rPr>
@@ -3696,13 +3724,31 @@
       </w:r>
       <w:r>
         <w:rPr>
-          <w:rFonts w:ascii="Charis SIL Regular" w:hAnsi="Charis SIL Regular" w:eastAsia="Charis SIL Regular"/>
-          <w:b w:val="0"/>
-          <w:i w:val="0"/>
-          <w:color w:val="000000"/>
-          <w:sz w:val="24"/>
-        </w:rPr>
-        <w:t xml:space="preserve">Netherlands. There is also a specific </w:t>
+          <w:u w:val="single" w:color="0000ff"/>
+          <w:rFonts w:ascii="Charis SIL Regular" w:hAnsi="Charis SIL Regular" w:eastAsia="Charis SIL Regular"/>
+          <w:b w:val="0"/>
+          <w:i w:val="0"/>
+          <w:color w:val="000000"/>
+          <w:sz w:val="24"/>
+        </w:rPr>
+        <w:hyperlink r:id="rId21" w:history="1">
+          <w:r>
+            <w:rPr>
+              <w:rStyle w:val="Hyperlink"/>
+            </w:rPr>
+            <w:t>Netherlands</w:t>
+          </w:r>
+        </w:hyperlink>
+      </w:r>
+      <w:r>
+        <w:rPr>
+          <w:rFonts w:ascii="Charis SIL Regular" w:hAnsi="Charis SIL Regular" w:eastAsia="Charis SIL Regular"/>
+          <w:b w:val="0"/>
+          <w:i w:val="0"/>
+          <w:color w:val="000000"/>
+          <w:sz w:val="24"/>
+        </w:rPr>
+        <w:t xml:space="preserve">. There is also a specific </w:t>
       </w:r>
       <w:r>
         <w:rPr>
@@ -4005,14 +4051,7 @@
           <w:sz w:val="24"/>
           <w:u w:val="single"/>
         </w:rPr>
-        <w:hyperlink r:id="rId25" w:history="1">
-          <w:r>
-            <w:rPr>
-              <w:rStyle w:val="Hyperlink"/>
-            </w:rPr>
-            <w:t>A</w:t>
-          </w:r>
-        </w:hyperlink>
+        <w:t>A</w:t>
       </w:r>
       <w:r>
         <w:rPr>
@@ -4023,7 +4062,7 @@
           <w:sz w:val="24"/>
           <w:u w:val="single"/>
         </w:rPr>
-        <w:hyperlink r:id="rId25" w:history="1">
+        <w:hyperlink r:id="rId24" w:history="1">
           <w:r>
             <w:rPr>
               <w:rStyle w:val="Hyperlink"/>
@@ -4041,7 +4080,7 @@
           <w:sz w:val="24"/>
           <w:u w:val="single"/>
         </w:rPr>
-        <w:hyperlink r:id="rId25" w:history="1">
+        <w:hyperlink r:id="rId24" w:history="1">
           <w:r>
             <w:rPr>
               <w:rStyle w:val="Hyperlink"/>
@@ -4070,7 +4109,7 @@
           <w:sz w:val="24"/>
           <w:u w:val="single"/>
         </w:rPr>
-        <w:hyperlink r:id="rId25" w:history="1">
+        <w:hyperlink r:id="rId24" w:history="1">
           <w:r>
             <w:rPr>
               <w:rStyle w:val="Hyperlink"/>
@@ -4148,50 +4187,7 @@
           <w:color w:val="000000"/>
           <w:sz w:val="24"/>
         </w:rPr>
-        <w:hyperlink r:id="rId25" w:history="1">
-          <w:r>
-            <w:rPr>
-              <w:rStyle w:val="Hyperlink"/>
-            </w:rPr>
-            <w:t>The re</w:t>
-          </w:r>
-        </w:hyperlink>
-      </w:r>
-      <w:r>
-        <w:rPr>
-          <w:u w:val="single" w:color="0000ff"/>
-          <w:rFonts w:ascii="Charis SIL Regular" w:hAnsi="Charis SIL Regular" w:eastAsia="Charis SIL Regular"/>
-          <w:b w:val="0"/>
-          <w:i w:val="0"/>
-          <w:color w:val="000000"/>
-          <w:sz w:val="24"/>
-        </w:rPr>
-        <w:hyperlink r:id="rId25" w:history="1">
-          <w:r>
-            <w:rPr>
-              <w:rStyle w:val="Hyperlink"/>
-            </w:rPr>
-            <w:t>s</w:t>
-          </w:r>
-        </w:hyperlink>
-      </w:r>
-      <w:r>
-        <w:rPr>
-          <w:u w:val="single" w:color="0000ff"/>
-          <w:rFonts w:ascii="Charis SIL Regular" w:hAnsi="Charis SIL Regular" w:eastAsia="Charis SIL Regular"/>
-          <w:b w:val="0"/>
-          <w:i w:val="0"/>
-          <w:color w:val="000000"/>
-          <w:sz w:val="24"/>
-        </w:rPr>
-        <w:hyperlink r:id="rId25" w:history="1">
-          <w:r>
-            <w:rPr>
-              <w:rStyle w:val="Hyperlink"/>
-            </w:rPr>
-            <w:t xml:space="preserve">earch aid </w:t>
-          </w:r>
-        </w:hyperlink>
+        <w:t xml:space="preserve">The research aid </w:t>
       </w:r>
       <w:r>
         <w:rPr>
@@ -4296,7 +4292,7 @@
           <w:sz w:val="24"/>
           <w:u w:val="single"/>
         </w:rPr>
-        <w:hyperlink r:id="rId25" w:history="1">
+        <w:hyperlink r:id="rId13" w:history="1">
           <w:r>
             <w:rPr>
               <w:rStyle w:val="Hyperlink"/>
@@ -4314,7 +4310,7 @@
           <w:sz w:val="24"/>
           <w:u w:val="single"/>
         </w:rPr>
-        <w:hyperlink r:id="rId25" w:history="1">
+        <w:hyperlink r:id="rId13" w:history="1">
           <w:r>
             <w:rPr>
               <w:rStyle w:val="Hyperlink"/>
@@ -4332,7 +4328,7 @@
           <w:sz w:val="24"/>
           <w:u w:val="single"/>
         </w:rPr>
-        <w:hyperlink r:id="rId25" w:history="1">
+        <w:hyperlink r:id="rId13" w:history="1">
           <w:r>
             <w:rPr>
               <w:rStyle w:val="Hyperlink"/>
@@ -6627,130 +6623,7 @@
           <w:sz w:val="24"/>
           <w:u w:val="single"/>
         </w:rPr>
-        <w:hyperlink r:id="rId33" w:history="1">
-          <w:r>
-            <w:rPr>
-              <w:rStyle w:val="Hyperlink"/>
-            </w:rPr>
-            <w:t>Curaçao:</w:t>
-          </w:r>
-        </w:hyperlink>
-      </w:r>
-      <w:r>
-        <w:rPr>
-          <w:rFonts w:ascii="Charis SIL Regular" w:hAnsi="Charis SIL Regular" w:eastAsia="Charis SIL Regular"/>
-          <w:b w:val="0"/>
-          <w:i w:val="0"/>
-          <w:color w:val="0000FF"/>
-          <w:sz w:val="24"/>
-          <w:u w:val="single"/>
-        </w:rPr>
-        <w:t xml:space="preserve"> </w:t>
-      </w:r>
-      <w:r>
-        <w:rPr>
-          <w:rFonts w:ascii="Charis SIL Regular" w:hAnsi="Charis SIL Regular" w:eastAsia="Charis SIL Regular"/>
-          <w:b w:val="0"/>
-          <w:i w:val="0"/>
-          <w:color w:val="0000FF"/>
-          <w:sz w:val="24"/>
-          <w:u w:val="single"/>
-        </w:rPr>
-        <w:hyperlink r:id="rId33" w:history="1">
-          <w:r>
-            <w:rPr>
-              <w:rStyle w:val="Hyperlink"/>
-            </w:rPr>
-            <w:t>Free</w:t>
-          </w:r>
-        </w:hyperlink>
-      </w:r>
-      <w:r>
-        <w:rPr>
-          <w:rFonts w:ascii="Charis SIL Regular" w:hAnsi="Charis SIL Regular" w:eastAsia="Charis SIL Regular"/>
-          <w:b w:val="0"/>
-          <w:i w:val="0"/>
-          <w:color w:val="0000FF"/>
-          <w:sz w:val="24"/>
-          <w:u w:val="single"/>
-        </w:rPr>
-        <w:t xml:space="preserve"> </w:t>
-      </w:r>
-      <w:r>
-        <w:rPr>
-          <w:rFonts w:ascii="Charis SIL Regular" w:hAnsi="Charis SIL Regular" w:eastAsia="Charis SIL Regular"/>
-          <w:b w:val="0"/>
-          <w:i w:val="0"/>
-          <w:color w:val="0000FF"/>
-          <w:sz w:val="24"/>
-          <w:u w:val="single"/>
-        </w:rPr>
-        <w:hyperlink r:id="rId33" w:history="1">
-          <w:r>
-            <w:rPr>
-              <w:rStyle w:val="Hyperlink"/>
-            </w:rPr>
-            <w:t>from</w:t>
-          </w:r>
-        </w:hyperlink>
-      </w:r>
-      <w:r>
-        <w:rPr>
-          <w:rFonts w:ascii="Charis SIL Regular" w:hAnsi="Charis SIL Regular" w:eastAsia="Charis SIL Regular"/>
-          <w:b w:val="0"/>
-          <w:i w:val="0"/>
-          <w:color w:val="0000FF"/>
-          <w:sz w:val="24"/>
-          <w:u w:val="single"/>
-        </w:rPr>
-        <w:t xml:space="preserve"> </w:t>
-      </w:r>
-      <w:r>
-        <w:rPr>
-          <w:rFonts w:ascii="Charis SIL Regular" w:hAnsi="Charis SIL Regular" w:eastAsia="Charis SIL Regular"/>
-          <w:b w:val="0"/>
-          <w:i w:val="0"/>
-          <w:color w:val="0000FF"/>
-          <w:sz w:val="24"/>
-          <w:u w:val="single"/>
-        </w:rPr>
-        <w:hyperlink r:id="rId33" w:history="1">
-          <w:r>
-            <w:rPr>
-              <w:rStyle w:val="Hyperlink"/>
-            </w:rPr>
-            <w:t>Slavery</w:t>
-          </w:r>
-        </w:hyperlink>
-      </w:r>
-      <w:r>
-        <w:rPr>
-          <w:rFonts w:ascii="Charis SIL Regular" w:hAnsi="Charis SIL Regular" w:eastAsia="Charis SIL Regular"/>
-          <w:b w:val="0"/>
-          <w:i w:val="0"/>
-          <w:color w:val="0000FF"/>
-          <w:sz w:val="24"/>
-          <w:u w:val="single"/>
-        </w:rPr>
-        <w:t xml:space="preserve"> </w:t>
-      </w:r>
-      <w:r>
-        <w:rPr>
-          <w:rFonts w:ascii="Charis SIL Regular" w:hAnsi="Charis SIL Regular" w:eastAsia="Charis SIL Regular"/>
-          <w:b w:val="0"/>
-          <w:i w:val="0"/>
-          <w:color w:val="0000FF"/>
-          <w:sz w:val="24"/>
-          <w:u w:val="single"/>
-        </w:rPr>
-        <w:hyperlink r:id="rId33" w:history="1">
-          <w:r>
-            <w:rPr>
-              <w:rStyle w:val="Hyperlink"/>
-            </w:rPr>
-            <w:t>(man</w:t>
-          </w:r>
-        </w:hyperlink>
+        <w:t>Curaçao: Free from Slavery (man</w:t>
       </w:r>
       <w:r>
         <w:rPr>

--- a/EXPORTS/DOCX/published/niveau2/English/ArubaBonaireCuracao.docx
+++ b/EXPORTS/DOCX/published/niveau2/English/ArubaBonaireCuracao.docx
@@ -2215,7 +2215,86 @@
           <w:color w:val="000000"/>
           <w:sz w:val="24"/>
         </w:rPr>
-        <w:t>rmation about D</w:t>
+        <w:hyperlink r:id="rId15" w:history="1">
+          <w:r>
+            <w:rPr>
+              <w:rStyle w:val="Hyperlink"/>
+            </w:rPr>
+            <w:t>rmat</w:t>
+          </w:r>
+        </w:hyperlink>
+      </w:r>
+      <w:r>
+        <w:rPr>
+          <w:u w:val="single" w:color="0000ff"/>
+          <w:rFonts w:ascii="Charis SIL Regular" w:hAnsi="Charis SIL Regular" w:eastAsia="Charis SIL Regular"/>
+          <w:b w:val="0"/>
+          <w:i w:val="0"/>
+          <w:color w:val="000000"/>
+          <w:sz w:val="24"/>
+        </w:rPr>
+        <w:hyperlink r:id="rId15" w:history="1">
+          <w:r>
+            <w:rPr>
+              <w:rStyle w:val="Hyperlink"/>
+            </w:rPr>
+            <w:t>i</w:t>
+          </w:r>
+        </w:hyperlink>
+      </w:r>
+      <w:r>
+        <w:rPr>
+          <w:u w:val="single" w:color="0000ff"/>
+          <w:rFonts w:ascii="Charis SIL Regular" w:hAnsi="Charis SIL Regular" w:eastAsia="Charis SIL Regular"/>
+          <w:b w:val="0"/>
+          <w:i w:val="0"/>
+          <w:color w:val="000000"/>
+          <w:sz w:val="24"/>
+        </w:rPr>
+        <w:hyperlink r:id="rId15" w:history="1">
+          <w:r>
+            <w:rPr>
+              <w:rStyle w:val="Hyperlink"/>
+            </w:rPr>
+            <w:t>on abou</w:t>
+          </w:r>
+        </w:hyperlink>
+      </w:r>
+      <w:r>
+        <w:rPr>
+          <w:u w:val="single" w:color="0000ff"/>
+          <w:rFonts w:ascii="Charis SIL Regular" w:hAnsi="Charis SIL Regular" w:eastAsia="Charis SIL Regular"/>
+          <w:b w:val="0"/>
+          <w:i w:val="0"/>
+          <w:color w:val="000000"/>
+          <w:sz w:val="24"/>
+        </w:rPr>
+        <w:hyperlink r:id="rId15" w:history="1">
+          <w:r>
+            <w:rPr>
+              <w:rStyle w:val="Hyperlink"/>
+            </w:rPr>
+            <w:t>t</w:t>
+          </w:r>
+        </w:hyperlink>
+      </w:r>
+      <w:r>
+        <w:rPr>
+          <w:u w:val="single" w:color="0000ff"/>
+          <w:rFonts w:ascii="Charis SIL Regular" w:hAnsi="Charis SIL Regular" w:eastAsia="Charis SIL Regular"/>
+          <w:b w:val="0"/>
+          <w:i w:val="0"/>
+          <w:color w:val="000000"/>
+          <w:sz w:val="24"/>
+        </w:rPr>
+        <w:hyperlink r:id="rId15" w:history="1">
+          <w:r>
+            <w:rPr>
+              <w:rStyle w:val="Hyperlink"/>
+            </w:rPr>
+            <w:t xml:space="preserve"> D</w:t>
+          </w:r>
+        </w:hyperlink>
       </w:r>
       <w:r>
         <w:rPr>
@@ -2352,7 +2431,32 @@
           <w:color w:val="000000"/>
           <w:sz w:val="24"/>
         </w:rPr>
-        <w:t>name, Ar</w:t>
+        <w:hyperlink r:id="rId15" w:history="1">
+          <w:r>
+            <w:rPr>
+              <w:rStyle w:val="Hyperlink"/>
+            </w:rPr>
+            <w:t>n</w:t>
+          </w:r>
+        </w:hyperlink>
+      </w:r>
+      <w:r>
+        <w:rPr>
+          <w:u w:val="single" w:color="0000ff"/>
+          <w:rFonts w:ascii="Charis SIL Regular" w:hAnsi="Charis SIL Regular" w:eastAsia="Charis SIL Regular"/>
+          <w:b w:val="0"/>
+          <w:i w:val="0"/>
+          <w:color w:val="000000"/>
+          <w:sz w:val="24"/>
+        </w:rPr>
+        <w:hyperlink r:id="rId15" w:history="1">
+          <w:r>
+            <w:rPr>
+              <w:rStyle w:val="Hyperlink"/>
+            </w:rPr>
+            <w:t>ame, Ar</w:t>
+          </w:r>
+        </w:hyperlink>
       </w:r>
       <w:r>
         <w:rPr>
@@ -2703,7 +2807,35 @@
           <w:color w:val="000000"/>
           <w:sz w:val="24"/>
         </w:rPr>
-        <w:t xml:space="preserve"> contains a lot of useful information regarding the university’</w:t>
+        <w:t xml:space="preserve"> contains a lot of useful information regarding the uni</w:t>
+      </w:r>
+      <w:r>
+        <w:rPr>
+          <w:u w:val="single" w:color="0000ff"/>
+          <w:rFonts w:ascii="Charis SIL Regular" w:hAnsi="Charis SIL Regular" w:eastAsia="Charis SIL Regular"/>
+          <w:b w:val="0"/>
+          <w:i w:val="0"/>
+          <w:color w:val="000000"/>
+          <w:sz w:val="24"/>
+        </w:rPr>
+        <w:hyperlink r:id="rId16" w:history="1">
+          <w:r>
+            <w:rPr>
+              <w:rStyle w:val="Hyperlink"/>
+            </w:rPr>
+            <w:t>versity</w:t>
+          </w:r>
+        </w:hyperlink>
+      </w:r>
+      <w:r>
+        <w:rPr>
+          <w:rFonts w:ascii="Charis SIL Regular" w:hAnsi="Charis SIL Regular" w:eastAsia="Charis SIL Regular"/>
+          <w:b w:val="0"/>
+          <w:i w:val="0"/>
+          <w:color w:val="000000"/>
+          <w:sz w:val="24"/>
+        </w:rPr>
+        <w:t>’</w:t>
       </w:r>
       <w:r>
         <w:rPr>
@@ -3094,32 +3226,7 @@
           <w:color w:val="000000"/>
           <w:sz w:val="24"/>
         </w:rPr>
-        <w:hyperlink r:id="rId18" w:history="1">
-          <w:r>
-            <w:rPr>
-              <w:rStyle w:val="Hyperlink"/>
-            </w:rPr>
-            <w:t>and</w:t>
-          </w:r>
-        </w:hyperlink>
-      </w:r>
-      <w:r>
-        <w:rPr>
-          <w:u w:val="single" w:color="0000ff"/>
-          <w:rFonts w:ascii="Charis SIL Regular" w:hAnsi="Charis SIL Regular" w:eastAsia="Charis SIL Regular"/>
-          <w:b w:val="0"/>
-          <w:i w:val="0"/>
-          <w:color w:val="000000"/>
-          <w:sz w:val="24"/>
-        </w:rPr>
-        <w:hyperlink r:id="rId18" w:history="1">
-          <w:r>
-            <w:rPr>
-              <w:rStyle w:val="Hyperlink"/>
-            </w:rPr>
-            <w:t xml:space="preserve"> the </w:t>
-          </w:r>
-        </w:hyperlink>
+        <w:t xml:space="preserve">and the </w:t>
       </w:r>
       <w:r>
         <w:rPr>
@@ -3724,31 +3831,13 @@
       </w:r>
       <w:r>
         <w:rPr>
-          <w:u w:val="single" w:color="0000ff"/>
-          <w:rFonts w:ascii="Charis SIL Regular" w:hAnsi="Charis SIL Regular" w:eastAsia="Charis SIL Regular"/>
-          <w:b w:val="0"/>
-          <w:i w:val="0"/>
-          <w:color w:val="000000"/>
-          <w:sz w:val="24"/>
-        </w:rPr>
-        <w:hyperlink r:id="rId21" w:history="1">
-          <w:r>
-            <w:rPr>
-              <w:rStyle w:val="Hyperlink"/>
-            </w:rPr>
-            <w:t>Netherlands</w:t>
-          </w:r>
-        </w:hyperlink>
-      </w:r>
-      <w:r>
-        <w:rPr>
-          <w:rFonts w:ascii="Charis SIL Regular" w:hAnsi="Charis SIL Regular" w:eastAsia="Charis SIL Regular"/>
-          <w:b w:val="0"/>
-          <w:i w:val="0"/>
-          <w:color w:val="000000"/>
-          <w:sz w:val="24"/>
-        </w:rPr>
-        <w:t xml:space="preserve">. There is also a specific </w:t>
+          <w:rFonts w:ascii="Charis SIL Regular" w:hAnsi="Charis SIL Regular" w:eastAsia="Charis SIL Regular"/>
+          <w:b w:val="0"/>
+          <w:i w:val="0"/>
+          <w:color w:val="000000"/>
+          <w:sz w:val="24"/>
+        </w:rPr>
+        <w:t xml:space="preserve">Netherlands. There is also a specific </w:t>
       </w:r>
       <w:r>
         <w:rPr>
@@ -4022,7 +4111,7 @@
           <w:sz w:val="24"/>
           <w:u w:val="single"/>
         </w:rPr>
-        <w:hyperlink r:id="rId24" w:history="1">
+        <w:hyperlink r:id="rId25" w:history="1">
           <w:r>
             <w:rPr>
               <w:rStyle w:val="Hyperlink"/>
@@ -4051,7 +4140,14 @@
           <w:sz w:val="24"/>
           <w:u w:val="single"/>
         </w:rPr>
-        <w:t>A</w:t>
+        <w:hyperlink r:id="rId25" w:history="1">
+          <w:r>
+            <w:rPr>
+              <w:rStyle w:val="Hyperlink"/>
+            </w:rPr>
+            <w:t>A</w:t>
+          </w:r>
+        </w:hyperlink>
       </w:r>
       <w:r>
         <w:rPr>
@@ -4062,7 +4158,7 @@
           <w:sz w:val="24"/>
           <w:u w:val="single"/>
         </w:rPr>
-        <w:hyperlink r:id="rId24" w:history="1">
+        <w:hyperlink r:id="rId25" w:history="1">
           <w:r>
             <w:rPr>
               <w:rStyle w:val="Hyperlink"/>
@@ -4187,7 +4283,50 @@
           <w:color w:val="000000"/>
           <w:sz w:val="24"/>
         </w:rPr>
-        <w:t xml:space="preserve">The research aid </w:t>
+        <w:hyperlink r:id="rId25" w:history="1">
+          <w:r>
+            <w:rPr>
+              <w:rStyle w:val="Hyperlink"/>
+            </w:rPr>
+            <w:t>The re</w:t>
+          </w:r>
+        </w:hyperlink>
+      </w:r>
+      <w:r>
+        <w:rPr>
+          <w:u w:val="single" w:color="0000ff"/>
+          <w:rFonts w:ascii="Charis SIL Regular" w:hAnsi="Charis SIL Regular" w:eastAsia="Charis SIL Regular"/>
+          <w:b w:val="0"/>
+          <w:i w:val="0"/>
+          <w:color w:val="000000"/>
+          <w:sz w:val="24"/>
+        </w:rPr>
+        <w:hyperlink r:id="rId25" w:history="1">
+          <w:r>
+            <w:rPr>
+              <w:rStyle w:val="Hyperlink"/>
+            </w:rPr>
+            <w:t>s</w:t>
+          </w:r>
+        </w:hyperlink>
+      </w:r>
+      <w:r>
+        <w:rPr>
+          <w:u w:val="single" w:color="0000ff"/>
+          <w:rFonts w:ascii="Charis SIL Regular" w:hAnsi="Charis SIL Regular" w:eastAsia="Charis SIL Regular"/>
+          <w:b w:val="0"/>
+          <w:i w:val="0"/>
+          <w:color w:val="000000"/>
+          <w:sz w:val="24"/>
+        </w:rPr>
+        <w:hyperlink r:id="rId25" w:history="1">
+          <w:r>
+            <w:rPr>
+              <w:rStyle w:val="Hyperlink"/>
+            </w:rPr>
+            <w:t xml:space="preserve">earch aid </w:t>
+          </w:r>
+        </w:hyperlink>
       </w:r>
       <w:r>
         <w:rPr>
@@ -4292,7 +4431,7 @@
           <w:sz w:val="24"/>
           <w:u w:val="single"/>
         </w:rPr>
-        <w:hyperlink r:id="rId13" w:history="1">
+        <w:hyperlink r:id="rId25" w:history="1">
           <w:r>
             <w:rPr>
               <w:rStyle w:val="Hyperlink"/>
@@ -4310,7 +4449,7 @@
           <w:sz w:val="24"/>
           <w:u w:val="single"/>
         </w:rPr>
-        <w:hyperlink r:id="rId13" w:history="1">
+        <w:hyperlink r:id="rId25" w:history="1">
           <w:r>
             <w:rPr>
               <w:rStyle w:val="Hyperlink"/>
@@ -4328,7 +4467,7 @@
           <w:sz w:val="24"/>
           <w:u w:val="single"/>
         </w:rPr>
-        <w:hyperlink r:id="rId13" w:history="1">
+        <w:hyperlink r:id="rId25" w:history="1">
           <w:r>
             <w:rPr>
               <w:rStyle w:val="Hyperlink"/>
@@ -5411,13 +5550,29 @@
             <w:rPr>
               <w:rStyle w:val="Hyperlink"/>
             </w:rPr>
-            <w:t>eritage fie</w:t>
+            <w:t>eritage fi</w:t>
           </w:r>
         </w:hyperlink>
       </w:r>
       <w:r>
         <w:rPr>
-          <w:u w:val="single" w:color="0000ff"/>
+          <w:rFonts w:ascii="Charis SIL Regular" w:hAnsi="Charis SIL Regular" w:eastAsia="Charis SIL Regular"/>
+          <w:b w:val="0"/>
+          <w:i w:val="0"/>
+          <w:color w:val="000000"/>
+          <w:sz w:val="24"/>
+        </w:rPr>
+        <w:hyperlink r:id="rId28" w:history="1">
+          <w:r>
+            <w:rPr>
+              <w:rStyle w:val="Hyperlink"/>
+            </w:rPr>
+            <w:t>e</w:t>
+          </w:r>
+        </w:hyperlink>
+      </w:r>
+      <w:r>
+        <w:rPr>
           <w:rFonts w:ascii="Charis SIL Regular" w:hAnsi="Charis SIL Regular" w:eastAsia="Charis SIL Regular"/>
           <w:b w:val="0"/>
           <w:i w:val="0"/>
@@ -5512,7 +5667,7 @@
             <w:rPr>
               <w:rStyle w:val="Hyperlink"/>
             </w:rPr>
-            <w:t>98, the f</w:t>
+            <w:t>98, the fo</w:t>
           </w:r>
         </w:hyperlink>
       </w:r>
@@ -5524,7 +5679,7 @@
           <w:color w:val="000000"/>
           <w:sz w:val="24"/>
         </w:rPr>
-        <w:t xml:space="preserve">oundation aims to document, collect and </w:t>
+        <w:t xml:space="preserve">undation aims to document, collect and </w:t>
       </w:r>
       <w:r>
         <w:rPr>
@@ -6623,7 +6778,130 @@
           <w:sz w:val="24"/>
           <w:u w:val="single"/>
         </w:rPr>
-        <w:t>Curaçao: Free from Slavery (man</w:t>
+        <w:hyperlink r:id="rId33" w:history="1">
+          <w:r>
+            <w:rPr>
+              <w:rStyle w:val="Hyperlink"/>
+            </w:rPr>
+            <w:t>Curaçao:</w:t>
+          </w:r>
+        </w:hyperlink>
+      </w:r>
+      <w:r>
+        <w:rPr>
+          <w:rFonts w:ascii="Charis SIL Regular" w:hAnsi="Charis SIL Regular" w:eastAsia="Charis SIL Regular"/>
+          <w:b w:val="0"/>
+          <w:i w:val="0"/>
+          <w:color w:val="0000FF"/>
+          <w:sz w:val="24"/>
+          <w:u w:val="single"/>
+        </w:rPr>
+        <w:t xml:space="preserve"> </w:t>
+      </w:r>
+      <w:r>
+        <w:rPr>
+          <w:rFonts w:ascii="Charis SIL Regular" w:hAnsi="Charis SIL Regular" w:eastAsia="Charis SIL Regular"/>
+          <w:b w:val="0"/>
+          <w:i w:val="0"/>
+          <w:color w:val="0000FF"/>
+          <w:sz w:val="24"/>
+          <w:u w:val="single"/>
+        </w:rPr>
+        <w:hyperlink r:id="rId33" w:history="1">
+          <w:r>
+            <w:rPr>
+              <w:rStyle w:val="Hyperlink"/>
+            </w:rPr>
+            <w:t>Free</w:t>
+          </w:r>
+        </w:hyperlink>
+      </w:r>
+      <w:r>
+        <w:rPr>
+          <w:rFonts w:ascii="Charis SIL Regular" w:hAnsi="Charis SIL Regular" w:eastAsia="Charis SIL Regular"/>
+          <w:b w:val="0"/>
+          <w:i w:val="0"/>
+          <w:color w:val="0000FF"/>
+          <w:sz w:val="24"/>
+          <w:u w:val="single"/>
+        </w:rPr>
+        <w:t xml:space="preserve"> </w:t>
+      </w:r>
+      <w:r>
+        <w:rPr>
+          <w:rFonts w:ascii="Charis SIL Regular" w:hAnsi="Charis SIL Regular" w:eastAsia="Charis SIL Regular"/>
+          <w:b w:val="0"/>
+          <w:i w:val="0"/>
+          <w:color w:val="0000FF"/>
+          <w:sz w:val="24"/>
+          <w:u w:val="single"/>
+        </w:rPr>
+        <w:hyperlink r:id="rId33" w:history="1">
+          <w:r>
+            <w:rPr>
+              <w:rStyle w:val="Hyperlink"/>
+            </w:rPr>
+            <w:t>from</w:t>
+          </w:r>
+        </w:hyperlink>
+      </w:r>
+      <w:r>
+        <w:rPr>
+          <w:rFonts w:ascii="Charis SIL Regular" w:hAnsi="Charis SIL Regular" w:eastAsia="Charis SIL Regular"/>
+          <w:b w:val="0"/>
+          <w:i w:val="0"/>
+          <w:color w:val="0000FF"/>
+          <w:sz w:val="24"/>
+          <w:u w:val="single"/>
+        </w:rPr>
+        <w:t xml:space="preserve"> </w:t>
+      </w:r>
+      <w:r>
+        <w:rPr>
+          <w:rFonts w:ascii="Charis SIL Regular" w:hAnsi="Charis SIL Regular" w:eastAsia="Charis SIL Regular"/>
+          <w:b w:val="0"/>
+          <w:i w:val="0"/>
+          <w:color w:val="0000FF"/>
+          <w:sz w:val="24"/>
+          <w:u w:val="single"/>
+        </w:rPr>
+        <w:hyperlink r:id="rId33" w:history="1">
+          <w:r>
+            <w:rPr>
+              <w:rStyle w:val="Hyperlink"/>
+            </w:rPr>
+            <w:t>Slavery</w:t>
+          </w:r>
+        </w:hyperlink>
+      </w:r>
+      <w:r>
+        <w:rPr>
+          <w:rFonts w:ascii="Charis SIL Regular" w:hAnsi="Charis SIL Regular" w:eastAsia="Charis SIL Regular"/>
+          <w:b w:val="0"/>
+          <w:i w:val="0"/>
+          <w:color w:val="0000FF"/>
+          <w:sz w:val="24"/>
+          <w:u w:val="single"/>
+        </w:rPr>
+        <w:t xml:space="preserve"> </w:t>
+      </w:r>
+      <w:r>
+        <w:rPr>
+          <w:rFonts w:ascii="Charis SIL Regular" w:hAnsi="Charis SIL Regular" w:eastAsia="Charis SIL Regular"/>
+          <w:b w:val="0"/>
+          <w:i w:val="0"/>
+          <w:color w:val="0000FF"/>
+          <w:sz w:val="24"/>
+          <w:u w:val="single"/>
+        </w:rPr>
+        <w:hyperlink r:id="rId33" w:history="1">
+          <w:r>
+            <w:rPr>
+              <w:rStyle w:val="Hyperlink"/>
+            </w:rPr>
+            <w:t>(man</w:t>
+          </w:r>
+        </w:hyperlink>
       </w:r>
       <w:r>
         <w:rPr>
